--- a/tillsyn/A 27709-2026 tillsynsbegäran.docx
+++ b/tillsyn/A 27709-2026 tillsynsbegäran.docx
@@ -919,7 +919,7 @@
     <w:r>
       <w:tab/>
       <w:tab/>
-      <w:t>2026-06-18</w:t>
+      <w:t>2026-06-19</w:t>
       <w:br/>
       <w:br/>
     </w:r>

--- a/tillsyn/A 27709-2026 tillsynsbegäran.docx
+++ b/tillsyn/A 27709-2026 tillsynsbegäran.docx
@@ -919,7 +919,7 @@
     <w:r>
       <w:tab/>
       <w:tab/>
-      <w:t>2026-06-19</w:t>
+      <w:t>2026-06-20</w:t>
       <w:br/>
       <w:br/>
     </w:r>

--- a/tillsyn/A 27709-2026 tillsynsbegäran.docx
+++ b/tillsyn/A 27709-2026 tillsynsbegäran.docx
@@ -12,10 +12,7 @@
     </w:p>
     <w:p>
       <w:r>
-        <w:t>Detta dokument behandlar höga naturvärden i avverkningsanmälan A 27709-2026 i Strömsunds kommun som inkom 2026-06-17 och omfattar 6,8 ha.</w:t>
-      </w:r>
-      <w:r>
-        <w:t xml:space="preserve"> I Figur 1 visas fyndplatser för naturvårdsarter i området, som finns registrerade på Artportalen.</w:t>
+        <w:t>Denna tillsynsbegäran behandlar höga naturvärden i avverkningsanmälan A 27709-2026 i Strömsunds kommun som inkom 2026-06-17 och omfattar 6,8 ha.</w:t>
       </w:r>
     </w:p>
     <w:p>
@@ -25,7 +22,7 @@
       <w:r>
         <w:drawing>
           <wp:inline xmlns:a="http://schemas.openxmlformats.org/drawingml/2006/main" xmlns:pic="http://schemas.openxmlformats.org/drawingml/2006/picture">
-            <wp:extent cx="5398713" cy="5688000"/>
+            <wp:extent cx="5432882" cy="5724000"/>
             <wp:docPr id="1" name="Picture 1"/>
             <wp:cNvGraphicFramePr>
               <a:graphicFrameLocks noChangeAspect="1"/>
@@ -46,7 +43,7 @@
                   <pic:spPr>
                     <a:xfrm>
                       <a:off x="0" y="0"/>
-                      <a:ext cx="5398713" cy="5688000"/>
+                      <a:ext cx="5432882" cy="5724000"/>
                     </a:xfrm>
                     <a:prstGeom prst="rect"/>
                   </pic:spPr>
@@ -63,27 +60,12 @@
         <w:spacing w:after="240"/>
       </w:pPr>
       <w:r>
-        <w:t>Figur 1. Fyndplatser för naturvårdsarter i avverkningsanmälan (röd linje). Inom parentes anges rödlistekategorier, S för signalarter, Tför typiska arter och fridlysningsparagrafer i artskyddsförordningen.Markörer utan svart kant är placerade på fyndplatsen. Markörer med svart kant är placerade vid sidan av fyndplatsen och har ett svart streck som visar fyndplatsens exakta position. Kartans mittpunktskoordinat är N 7147238, E 521029 i SWEREF 99 TM.</w:t>
+        <w:t>Figur 1. Fyndplatser för naturvårdsarter i avverkningsanmälan. Markörer utan svart kant är placerade på fyndplatsen. Markörer med svart kant är placerade vid sidan av fyndplatsen har ett svart streck som visar fyndplatsens exakta position. Kartans mittpunktskoordinat är N 7147238, E 521029 i SWEREF 99 TM.</w:t>
       </w:r>
     </w:p>
     <w:p>
       <w:r>
-        <w:t>Vi begär härmed att Skogsstyrelsen fattar beslut enligt miljöbalken som säkerställer att skogens höga naturvärden bevaras samt att EU-lagstiftning efterlevs och att artskyddsbrott förhindras.</w:t>
-      </w:r>
-    </w:p>
-    <w:p>
-      <w:r>
-        <w:t>Vi begär vidare att Skogsstyrelsen säkerställer att inga skador eller försämringar av naturtypens bevarandestatus i området tillåts ske. Se Rådets direktiv 92/43/EEG samt ickeförsämringskravet i EU:s naturrestaureringsförordning (EU 2024/1991).</w:t>
-      </w:r>
-    </w:p>
-    <w:p>
-      <w:r>
-        <w:t>Vi önskar även ta del av de ställningstaganden och beslut som myndigheten meddelar till följd av aktuell avverkningsanmälan och föreningens inlaga (se 34 § förvaltningslagen).</w:t>
-      </w:r>
-    </w:p>
-    <w:p>
-      <w:r>
-        <w:t>Nedan beskrivs fynd av naturvårdsarter som gjorts i det avverkningsanmälda området. I BILAGA 1 finns artfakta om rödlistade arter.</w:t>
+        <w:t>I avverkningsanmälan finns fynd av 6 naturvårdsarter, varav 3 är rödlistade, 6 är typiska (T) och 3 är signalarter (S): kolflarnlav (NT, T), lunglav (NT, T), skrovellav (NT, T), bårdlav (S, T), skinnlav (S, T) och stuplav (S, T). Se Figur 1.</w:t>
       </w:r>
     </w:p>
     <w:p>
@@ -91,17 +73,158 @@
         <w:pStyle w:val="Heading1"/>
       </w:pPr>
       <w:r>
-        <w:t>Naturvårdsarter</w:t>
+        <w:t>Tillsynsbegäran</w:t>
       </w:r>
     </w:p>
     <w:p>
       <w:r>
-        <w:t>I avverkningsanmälan har följande 6 naturvårdsarter hittats: kolflarnlav (NT, T), lunglav (NT, T), skrovellav (NT, T), bårdlav (S, T), skinnlav (S, T) och stuplav (S, T). Av dessa är 3 rödlistade. För rödlistade arter har rödlistekategorin angivits inom parentes. Arter som är signalarter enligt Skogsstyrelsen har markerats med (S). Typiska arter inom Natura 2000 som är kopplade till skogsekosystem har markerats med (T).</w:t>
+        <w:t>Vi begär härmed att Skogsstyrelsen fattar beslut enligt miljöbalken som säkerställer att skogens höga naturvärden bevaras samt att EU-lagstiftning efterlevs och att artskyddsbrott förhindras.</w:t>
       </w:r>
     </w:p>
     <w:p>
       <w:r>
-        <w:t>De påträffade naturvårdsarterna är ett tydligt kvitto på att det rör sig om en skog med höga naturvärden.</w:t>
+        <w:t>Vi begär vidare att Skogsstyrelsen säkerställer att inga skador eller försämringar av naturtypens bevarandestatus i området tillåts ske. Se Rådets direktiv 92/43/EEG samt ickeförsämringskravet i EU:s naturrestaureringsförordning (EU 2024/1991).</w:t>
+      </w:r>
+    </w:p>
+    <w:p>
+      <w:r>
+        <w:t>Vi önskar även ta del av de ställningstaganden och beslut som myndigheten meddelar till följd av aktuell avverkningsanmälan och föreningens inlaga (se 34 § förvaltningslagen).</w:t>
+      </w:r>
+    </w:p>
+    <w:p>
+      <w:pPr>
+        <w:pStyle w:val="Heading1"/>
+      </w:pPr>
+      <w:r>
+        <w:t>Naturvårdsarter och fridlysta arter</w:t>
+      </w:r>
+    </w:p>
+    <w:p>
+      <w:r>
+        <w:t>Nedan följer beskrivningar av de naturvårdsarter och fridlysta arter som har sina livsmiljöer och växtplatser i den avverkningsanmälda skogen. Se även ytterligare artfakta i BILAGA 1. De påträffade naturvårdsarterna är ett tydligt kvitto på att det rör sig om en skog med höga naturvärden.</w:t>
+      </w:r>
+    </w:p>
+    <w:p>
+      <w:r>
+        <w:rPr>
+          <w:b/>
+        </w:rPr>
+        <w:t>Kolflarnlav (NT)</w:t>
+      </w:r>
+      <w:r>
+        <w:t xml:space="preserve"> är brandberoende och växer nästan uteslutande på kolad hård kärnved av tall. Etableringen verkar ske först 100–300 år efter brand och nytt substrat nybildas i mycket begränsad omfattning. Avverkning av tallskog av naturskogskaraktär med spår av återkommande bränder är ett hot och mängden lämplig ved att växa på för arten minskar dels på grund av naturlig nedbrytning men framförallt på grund av att det förstörs i samband med slutavverkningar, gallringar och markberedning. Såväl kolflarnlav som mörk kolflarnlav har glänsande bålfjäll och förekommer främst i tall- och blandbarrskogar av naturskogskaraktär med spår av återkommande bränder. Skogar som dessa hyser höga biologiska värden och bör skyddas. Kolflarnlav är typisk art för </w:t>
+      </w:r>
+      <w:r>
+        <w:rPr>
+          <w:i/>
+        </w:rPr>
+        <w:t>9010 Taiga</w:t>
+      </w:r>
+      <w:r>
+        <w:t xml:space="preserve"> (SLU Artdatabanken, 2024).</w:t>
+      </w:r>
+    </w:p>
+    <w:p>
+      <w:r>
+        <w:rPr>
+          <w:b/>
+        </w:rPr>
+        <w:t>Lunglav (NT)</w:t>
+      </w:r>
+      <w:r>
+        <w:t xml:space="preserve"> är en av vårt lands främsta signalarter som överallt indikerar gamla lövträd, skogsbestånd med höga naturvärden och ekosystem med långskoglig kontinuitet. Lokalt kan förekomsten vara mycket riklig men den hittas nästan enbart i gamla och ej slutavverkade skogar. Artens samtliga förekomster bör uppmärksammas från naturvårdssynpunkt, då många lokaler även hyser andra ovanliga och rödlistade arter. Rikliga förekomster bör skyddas med biotopskydd, frivilliga avsättningar eller reservat. På lunglav kan de sällsynta lavparasiterna lunglavshårprick (CR), </w:t>
+      </w:r>
+      <w:r>
+        <w:rPr>
+          <w:i/>
+        </w:rPr>
+        <w:t>Abrothallus diederichii</w:t>
+      </w:r>
+      <w:r>
+        <w:t xml:space="preserve"> (VU), </w:t>
+      </w:r>
+      <w:r>
+        <w:rPr>
+          <w:i/>
+        </w:rPr>
+        <w:t>Abrothallus lobariae</w:t>
+      </w:r>
+      <w:r>
+        <w:t xml:space="preserve"> (VU), </w:t>
+      </w:r>
+      <w:r>
+        <w:rPr>
+          <w:i/>
+        </w:rPr>
+        <w:t>Calycina lobariae</w:t>
+      </w:r>
+      <w:r>
+        <w:t xml:space="preserve"> (VU), lunglavsknapp (VU) och skrovelmössing (VU) påträffas. Lunglav är typisk art för </w:t>
+      </w:r>
+      <w:r>
+        <w:rPr>
+          <w:i/>
+        </w:rPr>
+        <w:t>9010 Taiga, 9020 Nordlig ädellövskog, 9110 Näringsfattig bokskog, 9130 Näringsrik bokskog, 9160 Näringsrik ekskog, 9180 Ädellövskog i branter, 9190 Näringsfattig ekskog, 9070 Trädklädd betesmark, 9040 Fjällbjörkskog</w:t>
+      </w:r>
+      <w:r>
+        <w:t xml:space="preserve"> och</w:t>
+      </w:r>
+      <w:r>
+        <w:rPr>
+          <w:i/>
+        </w:rPr>
+        <w:t xml:space="preserve"> 6530 Lövängar</w:t>
+      </w:r>
+      <w:r>
+        <w:t xml:space="preserve"> (SLU Artdatabanken, 2026; Nitare &amp; Skogsstyrelsen, 2019).</w:t>
+      </w:r>
+    </w:p>
+    <w:p>
+      <w:r>
+        <w:rPr>
+          <w:b/>
+        </w:rPr>
+        <w:t>Skrovellav (NT)</w:t>
+      </w:r>
+      <w:r>
+        <w:t xml:space="preserve"> växer på gamla lövträd och på klippor i gamla skogar med hög och jämn luftfuktighet. Slutavverkning av kontinuitetsskog utgör det största hotet och lavens fortsatta förekomst bör säkerställas genom att lokaler med äldre skog skyddas. I områden med mycket hög luftfuktighet kan man på bålen av skrovellav finna de sällsynta parasitsvamparna skrovellavsknapp (EN), </w:t>
+      </w:r>
+      <w:r>
+        <w:rPr>
+          <w:i/>
+        </w:rPr>
+        <w:t>Catillaria lobariicola</w:t>
+      </w:r>
+      <w:r>
+        <w:t xml:space="preserve"> (VU) och </w:t>
+      </w:r>
+      <w:r>
+        <w:rPr>
+          <w:i/>
+        </w:rPr>
+        <w:t>Merismatium lobariae</w:t>
+      </w:r>
+      <w:r>
+        <w:t xml:space="preserve"> (DD). Skrovellav är typisk art för </w:t>
+      </w:r>
+      <w:r>
+        <w:rPr>
+          <w:i/>
+        </w:rPr>
+        <w:t xml:space="preserve">9010 Taiga, 9020 Nordlig ädellövskog, 9040 Fjällbjörkskog, 9070 Trädklädd betesmark, 9160 Näringsrik ekskog, 9180 Ädellövskog i branter, 9190 Näringsfattig ekskog, 8210 Kalkbranter </w:t>
+      </w:r>
+      <w:r>
+        <w:t xml:space="preserve">och </w:t>
+      </w:r>
+      <w:r>
+        <w:rPr>
+          <w:i/>
+        </w:rPr>
+        <w:t>6530 Lövängar</w:t>
+      </w:r>
+      <w:r>
+        <w:t xml:space="preserve"> (SLU Artdatabanken, 2026; Nitare &amp; Skogsstyrelsen, 2019).</w:t>
       </w:r>
     </w:p>
     <w:p>
@@ -156,82 +279,6 @@
         <w:rPr>
           <w:b/>
         </w:rPr>
-        <w:t>Kolflarnlav (NT)</w:t>
-      </w:r>
-      <w:r>
-        <w:t xml:space="preserve"> är brandberoende och växer nästan uteslutande på kolad hård kärnved av tall. Etableringen verkar ske först 100–300 år efter brand och nytt substrat nybildas i mycket begränsad omfattning. Avverkning av tallskog av naturskogskaraktär med spår av återkommande bränder är ett hot och mängden lämplig ved att växa på för arten minskar dels på grund av naturlig nedbrytning men framförallt på grund av att det förstörs i samband med slutavverkningar, gallringar och markberedning. Såväl kolflarnlav som mörk kolflarnlav har glänsande bålfjäll och förekommer främst i tall- och blandbarrskogar av naturskogskaraktär med spår av återkommande bränder. Skogar som dessa hyser höga biologiska värden och bör skyddas. Kolflarnlav är typisk art för </w:t>
-      </w:r>
-      <w:r>
-        <w:rPr>
-          <w:i/>
-        </w:rPr>
-        <w:t>9010 Taiga</w:t>
-      </w:r>
-      <w:r>
-        <w:t xml:space="preserve"> (SLU Artdatabanken, 2024).</w:t>
-      </w:r>
-    </w:p>
-    <w:p>
-      <w:r>
-        <w:rPr>
-          <w:b/>
-        </w:rPr>
-        <w:t>Lunglav (NT)</w:t>
-      </w:r>
-      <w:r>
-        <w:t xml:space="preserve"> är en av vårt lands främsta signalarter som överallt indikerar gamla lövträd, skogsbestånd med höga naturvärden och ekosystem med långskoglig kontinuitet. Lokalt kan förekomsten vara mycket riklig men den hittas nästan enbart i gamla och ej slutavverkade skogar. Artens samtliga förekomster bör uppmärksammas från naturvårdssynpunkt, då många lokaler även hyser andra ovanliga och rödlistade arter. Rikliga förekomster bör skyddas med biotopskydd, frivilliga avsättningar eller reservat. På lunglav kan de sällsynta lavparasiterna lunglavshårprick (CR), </w:t>
-      </w:r>
-      <w:r>
-        <w:rPr>
-          <w:i/>
-        </w:rPr>
-        <w:t>Abrothallus diederichii</w:t>
-      </w:r>
-      <w:r>
-        <w:t xml:space="preserve"> (VU), </w:t>
-      </w:r>
-      <w:r>
-        <w:rPr>
-          <w:i/>
-        </w:rPr>
-        <w:t>Abrothallus lobariae</w:t>
-      </w:r>
-      <w:r>
-        <w:t xml:space="preserve"> (VU), </w:t>
-      </w:r>
-      <w:r>
-        <w:rPr>
-          <w:i/>
-        </w:rPr>
-        <w:t>Calycina lobariae</w:t>
-      </w:r>
-      <w:r>
-        <w:t xml:space="preserve"> (VU), lunglavsknapp (VU) och skrovelmössing (VU) påträffas. Lunglav är typisk art för </w:t>
-      </w:r>
-      <w:r>
-        <w:rPr>
-          <w:i/>
-        </w:rPr>
-        <w:t>9010 Taiga, 9020 Nordlig ädellövskog, 9110 Näringsfattig bokskog, 9130 Näringsrik bokskog, 9160 Näringsrik ekskog, 9180 Ädellövskog i branter, 9190 Näringsfattig ekskog, 9070 Trädklädd betesmark, 9040 Fjällbjörkskog</w:t>
-      </w:r>
-      <w:r>
-        <w:t xml:space="preserve"> och</w:t>
-      </w:r>
-      <w:r>
-        <w:rPr>
-          <w:i/>
-        </w:rPr>
-        <w:t xml:space="preserve"> 6530 Lövängar</w:t>
-      </w:r>
-      <w:r>
-        <w:t xml:space="preserve"> (SLU Artdatabanken, 2026; Nitare &amp; Skogsstyrelsen, 2019).</w:t>
-      </w:r>
-    </w:p>
-    <w:p>
-      <w:r>
-        <w:rPr>
-          <w:b/>
-        </w:rPr>
         <w:t xml:space="preserve">Skinnlav </w:t>
       </w:r>
       <w:r>
@@ -254,53 +301,6 @@
       </w:r>
       <w:r>
         <w:t>(Nitare &amp; Skogsstyrelsen, 2019; SLU Artdatabanken, 2025).</w:t>
-      </w:r>
-    </w:p>
-    <w:p>
-      <w:r>
-        <w:rPr>
-          <w:b/>
-        </w:rPr>
-        <w:t>Skrovellav (NT)</w:t>
-      </w:r>
-      <w:r>
-        <w:t xml:space="preserve"> växer på gamla lövträd och på klippor i gamla skogar med hög och jämn luftfuktighet. Slutavverkning av kontinuitetsskog utgör det största hotet och lavens fortsatta förekomst bör säkerställas genom att lokaler med äldre skog skyddas. I områden med mycket hög luftfuktighet kan man på bålen av skrovellav finna de sällsynta parasitsvamparna skrovellavsknapp (EN), </w:t>
-      </w:r>
-      <w:r>
-        <w:rPr>
-          <w:i/>
-        </w:rPr>
-        <w:t>Catillaria lobariicola</w:t>
-      </w:r>
-      <w:r>
-        <w:t xml:space="preserve"> (VU) och </w:t>
-      </w:r>
-      <w:r>
-        <w:rPr>
-          <w:i/>
-        </w:rPr>
-        <w:t>Merismatium lobariae</w:t>
-      </w:r>
-      <w:r>
-        <w:t xml:space="preserve"> (DD). Skrovellav är typisk art för </w:t>
-      </w:r>
-      <w:r>
-        <w:rPr>
-          <w:i/>
-        </w:rPr>
-        <w:t xml:space="preserve">9010 Taiga, 9020 Nordlig ädellövskog, 9040 Fjällbjörkskog, 9070 Trädklädd betesmark, 9160 Näringsrik ekskog, 9180 Ädellövskog i branter, 9190 Näringsfattig ekskog, 8210 Kalkbranter </w:t>
-      </w:r>
-      <w:r>
-        <w:t xml:space="preserve">och </w:t>
-      </w:r>
-      <w:r>
-        <w:rPr>
-          <w:i/>
-        </w:rPr>
-        <w:t>6530 Lövängar</w:t>
-      </w:r>
-      <w:r>
-        <w:t xml:space="preserve"> (SLU Artdatabanken, 2026; Nitare &amp; Skogsstyrelsen, 2019).</w:t>
       </w:r>
     </w:p>
     <w:p>
@@ -919,7 +919,7 @@
     <w:r>
       <w:tab/>
       <w:tab/>
-      <w:t>2026-06-20</w:t>
+      <w:t>2026-06-21</w:t>
       <w:br/>
       <w:br/>
     </w:r>

--- a/tillsyn/A 27709-2026 tillsynsbegäran.docx
+++ b/tillsyn/A 27709-2026 tillsynsbegäran.docx
@@ -919,7 +919,7 @@
     <w:r>
       <w:tab/>
       <w:tab/>
-      <w:t>2026-06-21</w:t>
+      <w:t>2026-06-22</w:t>
       <w:br/>
       <w:br/>
     </w:r>

--- a/tillsyn/A 27709-2026 tillsynsbegäran.docx
+++ b/tillsyn/A 27709-2026 tillsynsbegäran.docx
@@ -919,7 +919,7 @@
     <w:r>
       <w:tab/>
       <w:tab/>
-      <w:t>2026-06-22</w:t>
+      <w:t>2026-06-23</w:t>
       <w:br/>
       <w:br/>
     </w:r>

--- a/tillsyn/A 27709-2026 tillsynsbegäran.docx
+++ b/tillsyn/A 27709-2026 tillsynsbegäran.docx
@@ -919,7 +919,7 @@
     <w:r>
       <w:tab/>
       <w:tab/>
-      <w:t>2026-06-23</w:t>
+      <w:t>2026-06-24</w:t>
       <w:br/>
       <w:br/>
     </w:r>

--- a/tillsyn/A 27709-2026 tillsynsbegäran.docx
+++ b/tillsyn/A 27709-2026 tillsynsbegäran.docx
@@ -919,7 +919,7 @@
     <w:r>
       <w:tab/>
       <w:tab/>
-      <w:t>2026-06-24</w:t>
+      <w:t>2026-06-25</w:t>
       <w:br/>
       <w:br/>
     </w:r>

--- a/tillsyn/A 27709-2026 tillsynsbegäran.docx
+++ b/tillsyn/A 27709-2026 tillsynsbegäran.docx
@@ -919,7 +919,7 @@
     <w:r>
       <w:tab/>
       <w:tab/>
-      <w:t>2026-06-25</w:t>
+      <w:t>2026-06-26</w:t>
       <w:br/>
       <w:br/>
     </w:r>

--- a/tillsyn/A 27709-2026 tillsynsbegäran.docx
+++ b/tillsyn/A 27709-2026 tillsynsbegäran.docx
@@ -919,7 +919,7 @@
     <w:r>
       <w:tab/>
       <w:tab/>
-      <w:t>2026-06-26</w:t>
+      <w:t>2026-06-27</w:t>
       <w:br/>
       <w:br/>
     </w:r>

--- a/tillsyn/A 27709-2026 tillsynsbegäran.docx
+++ b/tillsyn/A 27709-2026 tillsynsbegäran.docx
@@ -919,7 +919,7 @@
     <w:r>
       <w:tab/>
       <w:tab/>
-      <w:t>2026-06-27</w:t>
+      <w:t>2026-06-28</w:t>
       <w:br/>
       <w:br/>
     </w:r>

--- a/tillsyn/A 27709-2026 tillsynsbegäran.docx
+++ b/tillsyn/A 27709-2026 tillsynsbegäran.docx
@@ -919,7 +919,7 @@
     <w:r>
       <w:tab/>
       <w:tab/>
-      <w:t>2026-06-28</w:t>
+      <w:t>2026-06-29</w:t>
       <w:br/>
       <w:br/>
     </w:r>

--- a/tillsyn/A 27709-2026 tillsynsbegäran.docx
+++ b/tillsyn/A 27709-2026 tillsynsbegäran.docx
@@ -919,7 +919,7 @@
     <w:r>
       <w:tab/>
       <w:tab/>
-      <w:t>2026-06-29</w:t>
+      <w:t>2026-06-30</w:t>
       <w:br/>
       <w:br/>
     </w:r>

--- a/tillsyn/A 27709-2026 tillsynsbegäran.docx
+++ b/tillsyn/A 27709-2026 tillsynsbegäran.docx
@@ -919,7 +919,7 @@
     <w:r>
       <w:tab/>
       <w:tab/>
-      <w:t>2026-06-30</w:t>
+      <w:t>2026-07-01</w:t>
       <w:br/>
       <w:br/>
     </w:r>

--- a/tillsyn/A 27709-2026 tillsynsbegäran.docx
+++ b/tillsyn/A 27709-2026 tillsynsbegäran.docx
@@ -919,7 +919,7 @@
     <w:r>
       <w:tab/>
       <w:tab/>
-      <w:t>2026-07-01</w:t>
+      <w:t>2026-07-02</w:t>
       <w:br/>
       <w:br/>
     </w:r>

--- a/tillsyn/A 27709-2026 tillsynsbegäran.docx
+++ b/tillsyn/A 27709-2026 tillsynsbegäran.docx
@@ -919,7 +919,7 @@
     <w:r>
       <w:tab/>
       <w:tab/>
-      <w:t>2026-07-13</w:t>
+      <w:t>2026-07-14</w:t>
       <w:br/>
       <w:br/>
     </w:r>

--- a/tillsyn/A 27709-2026 tillsynsbegäran.docx
+++ b/tillsyn/A 27709-2026 tillsynsbegäran.docx
@@ -919,7 +919,7 @@
     <w:r>
       <w:tab/>
       <w:tab/>
-      <w:t>2026-07-14</w:t>
+      <w:t>2026-07-15</w:t>
       <w:br/>
       <w:br/>
     </w:r>

--- a/tillsyn/A 27709-2026 tillsynsbegäran.docx
+++ b/tillsyn/A 27709-2026 tillsynsbegäran.docx
@@ -919,7 +919,7 @@
     <w:r>
       <w:tab/>
       <w:tab/>
-      <w:t>2026-07-15</w:t>
+      <w:t>2026-07-16</w:t>
       <w:br/>
       <w:br/>
     </w:r>

--- a/tillsyn/A 27709-2026 tillsynsbegäran.docx
+++ b/tillsyn/A 27709-2026 tillsynsbegäran.docx
@@ -919,7 +919,7 @@
     <w:r>
       <w:tab/>
       <w:tab/>
-      <w:t>2026-07-16</w:t>
+      <w:t>2026-07-17</w:t>
       <w:br/>
       <w:br/>
     </w:r>

--- a/tillsyn/A 27709-2026 tillsynsbegäran.docx
+++ b/tillsyn/A 27709-2026 tillsynsbegäran.docx
@@ -919,7 +919,7 @@
     <w:r>
       <w:tab/>
       <w:tab/>
-      <w:t>2026-07-17</w:t>
+      <w:t>2026-07-18</w:t>
       <w:br/>
       <w:br/>
     </w:r>

--- a/tillsyn/A 27709-2026 tillsynsbegäran.docx
+++ b/tillsyn/A 27709-2026 tillsynsbegäran.docx
@@ -919,7 +919,7 @@
     <w:r>
       <w:tab/>
       <w:tab/>
-      <w:t>2026-07-18</w:t>
+      <w:t>2026-07-19</w:t>
       <w:br/>
       <w:br/>
     </w:r>

--- a/tillsyn/A 27709-2026 tillsynsbegäran.docx
+++ b/tillsyn/A 27709-2026 tillsynsbegäran.docx
@@ -919,7 +919,7 @@
     <w:r>
       <w:tab/>
       <w:tab/>
-      <w:t>2026-07-19</w:t>
+      <w:t>2026-07-20</w:t>
       <w:br/>
       <w:br/>
     </w:r>

--- a/tillsyn/A 27709-2026 tillsynsbegäran.docx
+++ b/tillsyn/A 27709-2026 tillsynsbegäran.docx
@@ -919,7 +919,7 @@
     <w:r>
       <w:tab/>
       <w:tab/>
-      <w:t>2026-07-20</w:t>
+      <w:t>2026-07-21</w:t>
       <w:br/>
       <w:br/>
     </w:r>

--- a/tillsyn/A 27709-2026 tillsynsbegäran.docx
+++ b/tillsyn/A 27709-2026 tillsynsbegäran.docx
@@ -919,7 +919,7 @@
     <w:r>
       <w:tab/>
       <w:tab/>
-      <w:t>2026-07-21</w:t>
+      <w:t>2026-07-22</w:t>
       <w:br/>
       <w:br/>
     </w:r>

--- a/tillsyn/A 27709-2026 tillsynsbegäran.docx
+++ b/tillsyn/A 27709-2026 tillsynsbegäran.docx
@@ -919,7 +919,7 @@
     <w:r>
       <w:tab/>
       <w:tab/>
-      <w:t>2026-07-22</w:t>
+      <w:t>2026-07-23</w:t>
       <w:br/>
       <w:br/>
     </w:r>

--- a/tillsyn/A 27709-2026 tillsynsbegäran.docx
+++ b/tillsyn/A 27709-2026 tillsynsbegäran.docx
@@ -919,7 +919,7 @@
     <w:r>
       <w:tab/>
       <w:tab/>
-      <w:t>2026-07-23</w:t>
+      <w:t>2026-07-24</w:t>
       <w:br/>
       <w:br/>
     </w:r>

--- a/tillsyn/A 27709-2026 tillsynsbegäran.docx
+++ b/tillsyn/A 27709-2026 tillsynsbegäran.docx
@@ -919,7 +919,7 @@
     <w:r>
       <w:tab/>
       <w:tab/>
-      <w:t>2026-07-24</w:t>
+      <w:t>2026-07-25</w:t>
       <w:br/>
       <w:br/>
     </w:r>

--- a/tillsyn/A 27709-2026 tillsynsbegäran.docx
+++ b/tillsyn/A 27709-2026 tillsynsbegäran.docx
@@ -919,7 +919,7 @@
     <w:r>
       <w:tab/>
       <w:tab/>
-      <w:t>2026-07-25</w:t>
+      <w:t>2026-07-26</w:t>
       <w:br/>
       <w:br/>
     </w:r>

--- a/tillsyn/A 27709-2026 tillsynsbegäran.docx
+++ b/tillsyn/A 27709-2026 tillsynsbegäran.docx
@@ -919,7 +919,7 @@
     <w:r>
       <w:tab/>
       <w:tab/>
-      <w:t>2026-07-26</w:t>
+      <w:t>2026-07-27</w:t>
       <w:br/>
       <w:br/>
     </w:r>

--- a/tillsyn/A 27709-2026 tillsynsbegäran.docx
+++ b/tillsyn/A 27709-2026 tillsynsbegäran.docx
@@ -919,7 +919,7 @@
     <w:r>
       <w:tab/>
       <w:tab/>
-      <w:t>2026-07-27</w:t>
+      <w:t>2026-07-28</w:t>
       <w:br/>
       <w:br/>
     </w:r>

--- a/tillsyn/A 27709-2026 tillsynsbegäran.docx
+++ b/tillsyn/A 27709-2026 tillsynsbegäran.docx
@@ -919,7 +919,7 @@
     <w:r>
       <w:tab/>
       <w:tab/>
-      <w:t>2026-07-28</w:t>
+      <w:t>2026-07-29</w:t>
       <w:br/>
       <w:br/>
     </w:r>

--- a/tillsyn/A 27709-2026 tillsynsbegäran.docx
+++ b/tillsyn/A 27709-2026 tillsynsbegäran.docx
@@ -919,7 +919,7 @@
     <w:r>
       <w:tab/>
       <w:tab/>
-      <w:t>2026-07-29</w:t>
+      <w:t>2026-07-30</w:t>
       <w:br/>
       <w:br/>
     </w:r>

--- a/tillsyn/A 27709-2026 tillsynsbegäran.docx
+++ b/tillsyn/A 27709-2026 tillsynsbegäran.docx
@@ -919,7 +919,7 @@
     <w:r>
       <w:tab/>
       <w:tab/>
-      <w:t>2026-07-30</w:t>
+      <w:t>2026-07-31</w:t>
       <w:br/>
       <w:br/>
     </w:r>

--- a/tillsyn/A 27709-2026 tillsynsbegäran.docx
+++ b/tillsyn/A 27709-2026 tillsynsbegäran.docx
@@ -919,7 +919,7 @@
     <w:r>
       <w:tab/>
       <w:tab/>
-      <w:t>2026-07-31</w:t>
+      <w:t>2026-08-01</w:t>
       <w:br/>
       <w:br/>
     </w:r>

--- a/tillsyn/A 27709-2026 tillsynsbegäran.docx
+++ b/tillsyn/A 27709-2026 tillsynsbegäran.docx
@@ -919,7 +919,7 @@
     <w:r>
       <w:tab/>
       <w:tab/>
-      <w:t>2026-08-01</w:t>
+      <w:t>2026-08-02</w:t>
       <w:br/>
       <w:br/>
     </w:r>

--- a/tillsyn/A 27709-2026 tillsynsbegäran.docx
+++ b/tillsyn/A 27709-2026 tillsynsbegäran.docx
@@ -919,7 +919,7 @@
     <w:r>
       <w:tab/>
       <w:tab/>
-      <w:t>2026-08-02</w:t>
+      <w:t>2026-08-03</w:t>
       <w:br/>
       <w:br/>
     </w:r>

--- a/tillsyn/A 27709-2026 tillsynsbegäran.docx
+++ b/tillsyn/A 27709-2026 tillsynsbegäran.docx
@@ -919,7 +919,7 @@
     <w:r>
       <w:tab/>
       <w:tab/>
-      <w:t>2026-08-03</w:t>
+      <w:t>2026-08-05</w:t>
       <w:br/>
       <w:br/>
     </w:r>

--- a/tillsyn/A 27709-2026 tillsynsbegäran.docx
+++ b/tillsyn/A 27709-2026 tillsynsbegäran.docx
@@ -919,7 +919,7 @@
     <w:r>
       <w:tab/>
       <w:tab/>
-      <w:t>2026-08-05</w:t>
+      <w:t>2026-08-07</w:t>
       <w:br/>
       <w:br/>
     </w:r>

--- a/tillsyn/A 27709-2026 tillsynsbegäran.docx
+++ b/tillsyn/A 27709-2026 tillsynsbegäran.docx
@@ -919,7 +919,7 @@
     <w:r>
       <w:tab/>
       <w:tab/>
-      <w:t>2026-08-07</w:t>
+      <w:t>2026-08-08</w:t>
       <w:br/>
       <w:br/>
     </w:r>

--- a/tillsyn/A 27709-2026 tillsynsbegäran.docx
+++ b/tillsyn/A 27709-2026 tillsynsbegäran.docx
@@ -60,7 +60,7 @@
         <w:spacing w:after="240"/>
       </w:pPr>
       <w:r>
-        <w:t>Figur 1. Fyndplatser för naturvårdsarter i avverkningsanmälan. Markörer utan svart kant är placerade på fyndplatsen. Markörer med svart kant är placerade vid sidan av fyndplatsen har ett svart streck som visar fyndplatsens exakta position. Kartans mittpunktskoordinat är N 7147238, E 521029 i SWEREF 99 TM.</w:t>
+        <w:t>Figur 1. Fyndplatser för naturvårdsarter i avverkningsanmälan. Markörer utan svart kant är placerade på fyndplatsen. Markörer med svart kant är placerade vid sidan av fyndplatsen och har ett svart streck som visar fyndplatsens exakta position. Kartans mittpunktskoordinat är N 7147238, E 521029 i SWEREF 99 TM.</w:t>
       </w:r>
     </w:p>
     <w:p>
@@ -919,7 +919,7 @@
     <w:r>
       <w:tab/>
       <w:tab/>
-      <w:t>2026-08-14</w:t>
+      <w:t>2026-08-15</w:t>
       <w:br/>
       <w:br/>
     </w:r>

--- a/tillsyn/A 27709-2026 tillsynsbegäran.docx
+++ b/tillsyn/A 27709-2026 tillsynsbegäran.docx
@@ -919,7 +919,7 @@
     <w:r>
       <w:tab/>
       <w:tab/>
-      <w:t>2026-08-15</w:t>
+      <w:t>2026-08-16</w:t>
       <w:br/>
       <w:br/>
     </w:r>

--- a/tillsyn/A 27709-2026 tillsynsbegäran.docx
+++ b/tillsyn/A 27709-2026 tillsynsbegäran.docx
@@ -919,7 +919,7 @@
     <w:r>
       <w:tab/>
       <w:tab/>
-      <w:t>2026-08-16</w:t>
+      <w:t>2026-08-17</w:t>
       <w:br/>
       <w:br/>
     </w:r>

--- a/tillsyn/A 27709-2026 tillsynsbegäran.docx
+++ b/tillsyn/A 27709-2026 tillsynsbegäran.docx
@@ -919,7 +919,7 @@
     <w:r>
       <w:tab/>
       <w:tab/>
-      <w:t>2026-08-17</w:t>
+      <w:t>2026-08-18</w:t>
       <w:br/>
       <w:br/>
     </w:r>

--- a/tillsyn/A 27709-2026 tillsynsbegäran.docx
+++ b/tillsyn/A 27709-2026 tillsynsbegäran.docx
@@ -919,7 +919,7 @@
     <w:r>
       <w:tab/>
       <w:tab/>
-      <w:t>2026-08-18</w:t>
+      <w:t>2026-08-19</w:t>
       <w:br/>
       <w:br/>
     </w:r>

--- a/tillsyn/A 27709-2026 tillsynsbegäran.docx
+++ b/tillsyn/A 27709-2026 tillsynsbegäran.docx
@@ -919,7 +919,7 @@
     <w:r>
       <w:tab/>
       <w:tab/>
-      <w:t>2026-08-19</w:t>
+      <w:t>2026-08-20</w:t>
       <w:br/>
       <w:br/>
     </w:r>

--- a/tillsyn/A 27709-2026 tillsynsbegäran.docx
+++ b/tillsyn/A 27709-2026 tillsynsbegäran.docx
@@ -919,7 +919,7 @@
     <w:r>
       <w:tab/>
       <w:tab/>
-      <w:t>2026-08-20</w:t>
+      <w:t>2026-08-21</w:t>
       <w:br/>
       <w:br/>
     </w:r>

--- a/tillsyn/A 27709-2026 tillsynsbegäran.docx
+++ b/tillsyn/A 27709-2026 tillsynsbegäran.docx
@@ -919,7 +919,7 @@
     <w:r>
       <w:tab/>
       <w:tab/>
-      <w:t>2026-08-21</w:t>
+      <w:t>2026-08-22</w:t>
       <w:br/>
       <w:br/>
     </w:r>

--- a/tillsyn/A 27709-2026 tillsynsbegäran.docx
+++ b/tillsyn/A 27709-2026 tillsynsbegäran.docx
@@ -919,7 +919,7 @@
     <w:r>
       <w:tab/>
       <w:tab/>
-      <w:t>2026-08-22</w:t>
+      <w:t>2026-08-23</w:t>
       <w:br/>
       <w:br/>
     </w:r>

--- a/tillsyn/A 27709-2026 tillsynsbegäran.docx
+++ b/tillsyn/A 27709-2026 tillsynsbegäran.docx
@@ -919,7 +919,7 @@
     <w:r>
       <w:tab/>
       <w:tab/>
-      <w:t>2026-08-23</w:t>
+      <w:t>2026-08-24</w:t>
       <w:br/>
       <w:br/>
     </w:r>

--- a/tillsyn/A 27709-2026 tillsynsbegäran.docx
+++ b/tillsyn/A 27709-2026 tillsynsbegäran.docx
@@ -919,7 +919,7 @@
     <w:r>
       <w:tab/>
       <w:tab/>
-      <w:t>2026-08-24</w:t>
+      <w:t>2026-08-25</w:t>
       <w:br/>
       <w:br/>
     </w:r>

--- a/tillsyn/A 27709-2026 tillsynsbegäran.docx
+++ b/tillsyn/A 27709-2026 tillsynsbegäran.docx
@@ -919,7 +919,7 @@
     <w:r>
       <w:tab/>
       <w:tab/>
-      <w:t>2026-08-25</w:t>
+      <w:t>2026-08-26</w:t>
       <w:br/>
       <w:br/>
     </w:r>

--- a/tillsyn/A 27709-2026 tillsynsbegäran.docx
+++ b/tillsyn/A 27709-2026 tillsynsbegäran.docx
@@ -919,7 +919,7 @@
     <w:r>
       <w:tab/>
       <w:tab/>
-      <w:t>2026-08-26</w:t>
+      <w:t>2026-08-27</w:t>
       <w:br/>
       <w:br/>
     </w:r>

--- a/tillsyn/A 27709-2026 tillsynsbegäran.docx
+++ b/tillsyn/A 27709-2026 tillsynsbegäran.docx
@@ -919,7 +919,7 @@
     <w:r>
       <w:tab/>
       <w:tab/>
-      <w:t>2026-08-27</w:t>
+      <w:t>2026-08-28</w:t>
       <w:br/>
       <w:br/>
     </w:r>

--- a/tillsyn/A 27709-2026 tillsynsbegäran.docx
+++ b/tillsyn/A 27709-2026 tillsynsbegäran.docx
@@ -919,7 +919,7 @@
     <w:r>
       <w:tab/>
       <w:tab/>
-      <w:t>2026-08-28</w:t>
+      <w:t>2026-08-29</w:t>
       <w:br/>
       <w:br/>
     </w:r>

--- a/tillsyn/A 27709-2026 tillsynsbegäran.docx
+++ b/tillsyn/A 27709-2026 tillsynsbegäran.docx
@@ -919,7 +919,7 @@
     <w:r>
       <w:tab/>
       <w:tab/>
-      <w:t>2026-08-29</w:t>
+      <w:t>2026-08-31</w:t>
       <w:br/>
       <w:br/>
     </w:r>

--- a/tillsyn/A 27709-2026 tillsynsbegäran.docx
+++ b/tillsyn/A 27709-2026 tillsynsbegäran.docx
@@ -919,7 +919,7 @@
     <w:r>
       <w:tab/>
       <w:tab/>
-      <w:t>2026-08-31</w:t>
+      <w:t>2026-09-01</w:t>
       <w:br/>
       <w:br/>
     </w:r>

--- a/tillsyn/A 27709-2026 tillsynsbegäran.docx
+++ b/tillsyn/A 27709-2026 tillsynsbegäran.docx
@@ -919,7 +919,7 @@
     <w:r>
       <w:tab/>
       <w:tab/>
-      <w:t>2026-09-01</w:t>
+      <w:t>2026-09-02</w:t>
       <w:br/>
       <w:br/>
     </w:r>

--- a/tillsyn/A 27709-2026 tillsynsbegäran.docx
+++ b/tillsyn/A 27709-2026 tillsynsbegäran.docx
@@ -919,7 +919,7 @@
     <w:r>
       <w:tab/>
       <w:tab/>
-      <w:t>2026-09-02</w:t>
+      <w:t>2026-09-03</w:t>
       <w:br/>
       <w:br/>
     </w:r>

--- a/tillsyn/A 27709-2026 tillsynsbegäran.docx
+++ b/tillsyn/A 27709-2026 tillsynsbegäran.docx
@@ -919,7 +919,7 @@
     <w:r>
       <w:tab/>
       <w:tab/>
-      <w:t>2026-09-03</w:t>
+      <w:t>2026-09-04</w:t>
       <w:br/>
       <w:br/>
     </w:r>

--- a/tillsyn/A 27709-2026 tillsynsbegäran.docx
+++ b/tillsyn/A 27709-2026 tillsynsbegäran.docx
@@ -919,7 +919,7 @@
     <w:r>
       <w:tab/>
       <w:tab/>
-      <w:t>2026-09-04</w:t>
+      <w:t>2026-09-05</w:t>
       <w:br/>
       <w:br/>
     </w:r>

--- a/tillsyn/A 27709-2026 tillsynsbegäran.docx
+++ b/tillsyn/A 27709-2026 tillsynsbegäran.docx
@@ -919,7 +919,7 @@
     <w:r>
       <w:tab/>
       <w:tab/>
-      <w:t>2026-09-05</w:t>
+      <w:t>2026-09-06</w:t>
       <w:br/>
       <w:br/>
     </w:r>

--- a/tillsyn/A 27709-2026 tillsynsbegäran.docx
+++ b/tillsyn/A 27709-2026 tillsynsbegäran.docx
@@ -919,7 +919,7 @@
     <w:r>
       <w:tab/>
       <w:tab/>
-      <w:t>2026-09-06</w:t>
+      <w:t>2026-09-07</w:t>
       <w:br/>
       <w:br/>
     </w:r>

--- a/tillsyn/A 27709-2026 tillsynsbegäran.docx
+++ b/tillsyn/A 27709-2026 tillsynsbegäran.docx
@@ -919,7 +919,7 @@
     <w:r>
       <w:tab/>
       <w:tab/>
-      <w:t>2026-09-07</w:t>
+      <w:t>2026-09-08</w:t>
       <w:br/>
       <w:br/>
     </w:r>

--- a/tillsyn/A 27709-2026 tillsynsbegäran.docx
+++ b/tillsyn/A 27709-2026 tillsynsbegäran.docx
@@ -919,7 +919,7 @@
     <w:r>
       <w:tab/>
       <w:tab/>
-      <w:t>2026-09-08</w:t>
+      <w:t>2026-09-09</w:t>
       <w:br/>
       <w:br/>
     </w:r>

--- a/tillsyn/A 27709-2026 tillsynsbegäran.docx
+++ b/tillsyn/A 27709-2026 tillsynsbegäran.docx
@@ -919,7 +919,7 @@
     <w:r>
       <w:tab/>
       <w:tab/>
-      <w:t>2026-09-09</w:t>
+      <w:t>2026-09-10</w:t>
       <w:br/>
       <w:br/>
     </w:r>

--- a/tillsyn/A 27709-2026 tillsynsbegäran.docx
+++ b/tillsyn/A 27709-2026 tillsynsbegäran.docx
@@ -919,7 +919,7 @@
     <w:r>
       <w:tab/>
       <w:tab/>
-      <w:t>2026-09-10</w:t>
+      <w:t>2026-09-11</w:t>
       <w:br/>
       <w:br/>
     </w:r>

--- a/tillsyn/A 27709-2026 tillsynsbegäran.docx
+++ b/tillsyn/A 27709-2026 tillsynsbegäran.docx
@@ -919,7 +919,7 @@
     <w:r>
       <w:tab/>
       <w:tab/>
-      <w:t>2026-09-11</w:t>
+      <w:t>2026-09-12</w:t>
       <w:br/>
       <w:br/>
     </w:r>
